--- a/docs/design_report.docx
+++ b/docs/design_report.docx
@@ -2,25 +2,24 @@
 <file path=word/document.xml><?xml version="1.0" encoding="utf-8"?>
 <w:document xmlns:wpc="http://schemas.microsoft.com/office/word/2010/wordprocessingCanvas" xmlns:mo="http://schemas.microsoft.com/office/mac/office/2008/main" xmlns:mc="http://schemas.openxmlformats.org/markup-compatibility/2006" xmlns:mv="urn:schemas-microsoft-com:mac:vml" xmlns:o="urn:schemas-microsoft-com:office:office" xmlns:r="http://schemas.openxmlformats.org/officeDocument/2006/relationships" xmlns:m="http://schemas.openxmlformats.org/officeDocument/2006/math" xmlns:v="urn:schemas-microsoft-com:vml" xmlns:wp14="http://schemas.microsoft.com/office/word/2010/wordprocessingDrawing" xmlns:wp="http://schemas.openxmlformats.org/drawingml/2006/wordprocessingDrawing" xmlns:w10="urn:schemas-microsoft-com:office:word" xmlns:w="http://schemas.openxmlformats.org/wordprocessingml/2006/main" xmlns:w14="http://schemas.microsoft.com/office/word/2010/wordml" xmlns:wpg="http://schemas.microsoft.com/office/word/2010/wordprocessingGroup" xmlns:wpi="http://schemas.microsoft.com/office/word/2010/wordprocessingInk" xmlns:wne="http://schemas.microsoft.com/office/word/2006/wordml" xmlns:wps="http://schemas.microsoft.com/office/word/2010/wordprocessingShape" mc:Ignorable="w14 wp14">
   <w:body>
-    <w:p>
-      <w:pPr>
-        <w:pStyle w:val="Title"/>
-        <w:jc w:val="center"/>
-      </w:pPr>
-      <w:r>
-        <w:t>FoldSynth: AI-Guided GFP Design Report</w:t>
-      </w:r>
-    </w:p>
+    <w:p/>
+    <w:p/>
+    <w:p/>
     <w:p>
       <w:pPr>
         <w:jc w:val="center"/>
       </w:pPr>
       <w:r>
         <w:rPr>
-          <w:color w:val="4472C4"/>
-          <w:sz w:val="28"/>
+          <w:b/>
+          <w:color w:val="1A568E"/>
+          <w:sz w:val="52"/>
         </w:rPr>
-        <w:t>2026 Synthetic Biology Innovation Competition - Protein Design Challenge</w:t>
+        <w:t>FreeSpiral</w:t>
+        <w:br/>
+        <w:t>AI-Guided GFP Design for Optimal</w:t>
+        <w:br/>
+        <w:t>Brightness and Thermal Stability</w:t>
       </w:r>
     </w:p>
     <w:p/>
@@ -30,9 +29,31 @@
       </w:pPr>
       <w:r>
         <w:rPr>
-          <w:sz w:val="22"/>
+          <w:color w:val="555555"/>
+          <w:sz w:val="28"/>
         </w:rPr>
-        <w:t>Team: FoldSynth | Date: June 23, 2026</w:t>
+        <w:t>2026 Protein Design Challenge</w:t>
+        <w:br/>
+        <w:t>Synthetic Biology Innovation Competition</w:t>
+      </w:r>
+    </w:p>
+    <w:p/>
+    <w:p/>
+    <w:p>
+      <w:pPr>
+        <w:jc w:val="center"/>
+      </w:pPr>
+      <w:r>
+        <w:rPr>
+          <w:color w:val="666666"/>
+          <w:sz w:val="24"/>
+        </w:rPr>
+        <w:t>Team: FreeSpiral</w:t>
+        <w:br/>
+        <w:t>Date: June 25, 2026</w:t>
+        <w:br/>
+        <w:t>Score: Relative Brightness × Thermal Stability Retention</w:t>
+        <w:br/>
       </w:r>
     </w:p>
     <w:p>
@@ -45,24 +66,24 @@
         <w:pStyle w:val="Heading1"/>
       </w:pPr>
       <w:r>
-        <w:t>Executive Summary</w:t>
+        <w:rPr>
+          <w:color w:val="1A568E"/>
+        </w:rPr>
+        <w:t>1. Executive Summary</w:t>
       </w:r>
     </w:p>
     <w:p>
       <w:r>
-        <w:t>We present FoldSynth, an AI-guided protein design pipeline that integrates multi-source data analysis, literature-backed rational engineering, and large language model (LLM) reasoning to generate six optimized GFP variants for the 2026 Protein Design Challenge. Our approach targets the competition's dual-objective scoring function:</w:t>
+        <w:t>We present FreeSpiral, an AI-guided protein design pipeline that integrates multi-source data analysis, literature-backed rational engineering, and large language model (ESM-2) generation to create six optimized GFP variants for the 2026 Protein Design Challenge. Our approach targets the dual-objective scoring function:</w:t>
       </w:r>
     </w:p>
     <w:p>
-      <w:pPr>
-        <w:jc w:val="center"/>
-      </w:pPr>
       <w:r>
         <w:rPr>
           <w:b/>
-          <w:sz w:val="24"/>
+          <w:i/>
         </w:rPr>
-        <w:t>Score = Relative Brightness (F_initial/F_WT) × Thermal Stability (F_final/F_initial)</w:t>
+        <w:t>Score = Relative Brightness × Thermal Stability Retention</w:t>
       </w:r>
     </w:p>
     <w:p>
@@ -75,7 +96,10 @@
         <w:pStyle w:val="Heading1"/>
       </w:pPr>
       <w:r>
-        <w:t>1. Design Methodology</w:t>
+        <w:rPr>
+          <w:color w:val="1A568E"/>
+        </w:rPr>
+        <w:t>2. Background</w:t>
       </w:r>
     </w:p>
     <w:p>
@@ -83,12 +107,15 @@
         <w:pStyle w:val="Heading2"/>
       </w:pPr>
       <w:r>
-        <w:t>1.1 Data-Driven Analysis</w:t>
+        <w:rPr>
+          <w:color w:val="1A568E"/>
+        </w:rPr>
+        <w:t>2.1 Green Fluorescent Protein (GFP)</w:t>
       </w:r>
     </w:p>
     <w:p>
       <w:r>
-        <w:t>We parsed 141,572 mutation-brightness measurements from the competition-provided GFP_data.xlsx dataset (51,715 avGFP entries). The brightness data is reported on a log10 scale, where WT avGFP has a brightness of 3.719 (linear scale: 5,239 arbitrary units). Individual mutations can increase brightness up to 2.48× over WT. We also analyzed 20 previous top-performing sequences (2024-2025 winners) to identify successful mutation patterns validated in the competition context.</w:t>
+        <w:t>The Green Fluorescent Protein (GFP), first isolated from Aequorea victoria (avGFP), is a 238-amino acid protein forming an 11-stranded beta-barrel surrounding a central alpha-helix with the chromophore (S65-Y66-G67) (Tsien, 1998; Ormo et al., 1996). GFP has become indispensable in molecular biology for real-time imaging.</w:t>
       </w:r>
     </w:p>
     <w:p>
@@ -96,26 +123,100 @@
         <w:pStyle w:val="Heading2"/>
       </w:pPr>
       <w:r>
-        <w:t>1.2 Top Brightness-Enhancing Mutations</w:t>
+        <w:rPr>
+          <w:color w:val="1A568E"/>
+        </w:rPr>
+        <w:t>2.2 Superfolder GFP (sfGFP)</w:t>
+      </w:r>
+    </w:p>
+    <w:p>
+      <w:r>
+        <w:t>Superfolder GFP (sfGFP) was engineered by Pedelacq et al. (2006) through consensus sequence analysis. sfGFP contains nine key mutations (S30R, Y39N, N105T, Y145F, I171V, A206V, etc.) that accelerate folding and increase denaturation resistance. The sfGFP structure (PDB: 2B3P) served as our primary structural template.</w:t>
+      </w:r>
+    </w:p>
+    <w:p>
+      <w:pPr>
+        <w:pStyle w:val="Heading2"/>
+      </w:pPr>
+      <w:r>
+        <w:rPr>
+          <w:color w:val="1A568E"/>
+        </w:rPr>
+        <w:t>2.3 Competition Framework</w:t>
+      </w:r>
+    </w:p>
+    <w:p>
+      <w:r>
+        <w:t>The 2026 Protein Design Challenge uses a dual-objective scoring system:</w:t>
+      </w:r>
+    </w:p>
+    <w:p>
+      <w:pPr>
+        <w:pStyle w:val="ListBullet"/>
+      </w:pPr>
+      <w:r>
+        <w:t>Relative Brightness = F_initial / F_WT (normalized to sfGFP in same batch)</w:t>
+      </w:r>
+    </w:p>
+    <w:p>
+      <w:pPr>
+        <w:pStyle w:val="ListBullet"/>
+      </w:pPr>
+      <w:r>
+        <w:t>Thermal Stability Retention = F_final / F_initial (after 72C for 10 minutes)</w:t>
+      </w:r>
+    </w:p>
+    <w:p>
+      <w:pPr>
+        <w:pStyle w:val="ListBullet"/>
+      </w:pPr>
+      <w:r>
+        <w:t>Sequences with F_initial &lt; 0.3 x F_WT are disqualified</w:t>
+      </w:r>
+    </w:p>
+    <w:p>
+      <w:pPr>
+        <w:pStyle w:val="Heading1"/>
+      </w:pPr>
+      <w:r>
+        <w:rPr>
+          <w:color w:val="1A568E"/>
+        </w:rPr>
+        <w:t>3. Data Analysis</w:t>
+      </w:r>
+    </w:p>
+    <w:p>
+      <w:pPr>
+        <w:pStyle w:val="Heading2"/>
+      </w:pPr>
+      <w:r>
+        <w:rPr>
+          <w:color w:val="1A568E"/>
+        </w:rPr>
+        <w:t>3.1 Mutation Brightness Landscape</w:t>
+      </w:r>
+    </w:p>
+    <w:p>
+      <w:r>
+        <w:t>We analyzed 51,715 avGFP mutation-brightness measurements from the competition-provided GFP_data.xlsx (Sarkisyan et al., 2016). The top single mutations by fold-change are:</w:t>
       </w:r>
     </w:p>
     <w:tbl>
       <w:tblPr>
-        <w:tblStyle w:val="LightGrid-Accent1"/>
+        <w:tblStyle w:val="LightShading-Accent1"/>
         <w:tblW w:type="auto" w:w="0"/>
-        <w:jc w:val="center"/>
         <w:tblLook w:firstColumn="1" w:firstRow="1" w:lastColumn="0" w:lastRow="0" w:noHBand="0" w:noVBand="1" w:val="04A0"/>
       </w:tblPr>
       <w:tblGrid>
-        <w:gridCol w:w="2160"/>
-        <w:gridCol w:w="2160"/>
-        <w:gridCol w:w="2160"/>
-        <w:gridCol w:w="2160"/>
+        <w:gridCol w:w="2351"/>
+        <w:gridCol w:w="2351"/>
+        <w:gridCol w:w="2351"/>
+        <w:gridCol w:w="2351"/>
       </w:tblGrid>
       <w:tr>
         <w:tc>
           <w:tcPr>
-            <w:tcW w:type="dxa" w:w="2160"/>
+            <w:tcW w:type="dxa" w:w="2351"/>
           </w:tcPr>
           <w:p>
             <w:r>
@@ -125,7 +226,7 @@
         </w:tc>
         <w:tc>
           <w:tcPr>
-            <w:tcW w:type="dxa" w:w="2160"/>
+            <w:tcW w:type="dxa" w:w="2351"/>
           </w:tcPr>
           <w:p>
             <w:r>
@@ -135,7 +236,7 @@
         </w:tc>
         <w:tc>
           <w:tcPr>
-            <w:tcW w:type="dxa" w:w="2160"/>
+            <w:tcW w:type="dxa" w:w="2351"/>
           </w:tcPr>
           <w:p>
             <w:r>
@@ -145,11 +246,11 @@
         </w:tc>
         <w:tc>
           <w:tcPr>
-            <w:tcW w:type="dxa" w:w="2160"/>
+            <w:tcW w:type="dxa" w:w="2351"/>
           </w:tcPr>
           <w:p>
             <w:r>
-              <w:t>Source</w:t>
+              <w:t>Structural Context</w:t>
             </w:r>
           </w:p>
         </w:tc>
@@ -157,7 +258,7 @@
       <w:tr>
         <w:tc>
           <w:tcPr>
-            <w:tcW w:type="dxa" w:w="2160"/>
+            <w:tcW w:type="dxa" w:w="2351"/>
           </w:tcPr>
           <w:p>
             <w:r>
@@ -167,31 +268,31 @@
         </w:tc>
         <w:tc>
           <w:tcPr>
-            <w:tcW w:type="dxa" w:w="2160"/>
+            <w:tcW w:type="dxa" w:w="2351"/>
           </w:tcPr>
           <w:p>
             <w:r>
-              <w:t>K157G</w:t>
+              <w:t>Q157G</w:t>
             </w:r>
           </w:p>
         </w:tc>
         <w:tc>
           <w:tcPr>
-            <w:tcW w:type="dxa" w:w="2160"/>
+            <w:tcW w:type="dxa" w:w="2351"/>
           </w:tcPr>
           <w:p>
             <w:r>
-              <w:t>+2.48×</w:t>
+              <w:t>+2.48x</w:t>
             </w:r>
           </w:p>
         </w:tc>
         <w:tc>
           <w:tcPr>
-            <w:tcW w:type="dxa" w:w="2160"/>
+            <w:tcW w:type="dxa" w:w="2351"/>
           </w:tcPr>
           <w:p>
             <w:r>
-              <w:t>Brightness data</w:t>
+              <w:t>Surface loop, chromophore maturation</w:t>
             </w:r>
           </w:p>
         </w:tc>
@@ -199,7 +300,7 @@
       <w:tr>
         <w:tc>
           <w:tcPr>
-            <w:tcW w:type="dxa" w:w="2160"/>
+            <w:tcW w:type="dxa" w:w="2351"/>
           </w:tcPr>
           <w:p>
             <w:r>
@@ -209,7 +310,7 @@
         </w:tc>
         <w:tc>
           <w:tcPr>
-            <w:tcW w:type="dxa" w:w="2160"/>
+            <w:tcW w:type="dxa" w:w="2351"/>
           </w:tcPr>
           <w:p>
             <w:r>
@@ -219,21 +320,21 @@
         </w:tc>
         <w:tc>
           <w:tcPr>
-            <w:tcW w:type="dxa" w:w="2160"/>
+            <w:tcW w:type="dxa" w:w="2351"/>
           </w:tcPr>
           <w:p>
             <w:r>
-              <w:t>+1.94×</w:t>
+              <w:t>+1.94x</w:t>
             </w:r>
           </w:p>
         </w:tc>
         <w:tc>
           <w:tcPr>
-            <w:tcW w:type="dxa" w:w="2160"/>
+            <w:tcW w:type="dxa" w:w="2351"/>
           </w:tcPr>
           <w:p>
             <w:r>
-              <w:t>Brightness data</w:t>
+              <w:t>C-terminal loop, H-bonding</w:t>
             </w:r>
           </w:p>
         </w:tc>
@@ -241,7 +342,7 @@
       <w:tr>
         <w:tc>
           <w:tcPr>
-            <w:tcW w:type="dxa" w:w="2160"/>
+            <w:tcW w:type="dxa" w:w="2351"/>
           </w:tcPr>
           <w:p>
             <w:r>
@@ -251,7 +352,7 @@
         </w:tc>
         <w:tc>
           <w:tcPr>
-            <w:tcW w:type="dxa" w:w="2160"/>
+            <w:tcW w:type="dxa" w:w="2351"/>
           </w:tcPr>
           <w:p>
             <w:r>
@@ -261,21 +362,21 @@
         </w:tc>
         <w:tc>
           <w:tcPr>
-            <w:tcW w:type="dxa" w:w="2160"/>
+            <w:tcW w:type="dxa" w:w="2351"/>
           </w:tcPr>
           <w:p>
             <w:r>
-              <w:t>+1.88×</w:t>
+              <w:t>+1.88x</w:t>
             </w:r>
           </w:p>
         </w:tc>
         <w:tc>
           <w:tcPr>
-            <w:tcW w:type="dxa" w:w="2160"/>
+            <w:tcW w:type="dxa" w:w="2351"/>
           </w:tcPr>
           <w:p>
             <w:r>
-              <w:t>Brightness data</w:t>
+              <w:t>Surface, near chromophore</w:t>
             </w:r>
           </w:p>
         </w:tc>
@@ -283,7 +384,7 @@
       <w:tr>
         <w:tc>
           <w:tcPr>
-            <w:tcW w:type="dxa" w:w="2160"/>
+            <w:tcW w:type="dxa" w:w="2351"/>
           </w:tcPr>
           <w:p>
             <w:r>
@@ -293,31 +394,31 @@
         </w:tc>
         <w:tc>
           <w:tcPr>
-            <w:tcW w:type="dxa" w:w="2160"/>
+            <w:tcW w:type="dxa" w:w="2351"/>
           </w:tcPr>
           <w:p>
             <w:r>
-              <w:t>K157V</w:t>
+              <w:t>N143G</w:t>
             </w:r>
           </w:p>
         </w:tc>
         <w:tc>
           <w:tcPr>
-            <w:tcW w:type="dxa" w:w="2160"/>
+            <w:tcW w:type="dxa" w:w="2351"/>
           </w:tcPr>
           <w:p>
             <w:r>
-              <w:t>+1.73×</w:t>
+              <w:t>+1.54x</w:t>
             </w:r>
           </w:p>
         </w:tc>
         <w:tc>
           <w:tcPr>
-            <w:tcW w:type="dxa" w:w="2160"/>
+            <w:tcW w:type="dxa" w:w="2351"/>
           </w:tcPr>
           <w:p>
             <w:r>
-              <w:t>Brightness data</w:t>
+              <w:t>Beta-strand 7</w:t>
             </w:r>
           </w:p>
         </w:tc>
@@ -325,7 +426,7 @@
       <w:tr>
         <w:tc>
           <w:tcPr>
-            <w:tcW w:type="dxa" w:w="2160"/>
+            <w:tcW w:type="dxa" w:w="2351"/>
           </w:tcPr>
           <w:p>
             <w:r>
@@ -335,241 +436,31 @@
         </w:tc>
         <w:tc>
           <w:tcPr>
-            <w:tcW w:type="dxa" w:w="2160"/>
+            <w:tcW w:type="dxa" w:w="2351"/>
           </w:tcPr>
           <w:p>
             <w:r>
-              <w:t>N143G</w:t>
+              <w:t>P74H</w:t>
             </w:r>
           </w:p>
         </w:tc>
         <w:tc>
           <w:tcPr>
-            <w:tcW w:type="dxa" w:w="2160"/>
+            <w:tcW w:type="dxa" w:w="2351"/>
           </w:tcPr>
           <w:p>
             <w:r>
-              <w:t>+1.54×</w:t>
+              <w:t>+1.50x</w:t>
             </w:r>
           </w:p>
         </w:tc>
         <w:tc>
           <w:tcPr>
-            <w:tcW w:type="dxa" w:w="2160"/>
+            <w:tcW w:type="dxa" w:w="2351"/>
           </w:tcPr>
           <w:p>
             <w:r>
-              <w:t>Brightness data</w:t>
-            </w:r>
-          </w:p>
-        </w:tc>
-      </w:tr>
-      <w:tr>
-        <w:tc>
-          <w:tcPr>
-            <w:tcW w:type="dxa" w:w="2160"/>
-          </w:tcPr>
-          <w:p>
-            <w:r>
-              <w:t>6</w:t>
-            </w:r>
-          </w:p>
-        </w:tc>
-        <w:tc>
-          <w:tcPr>
-            <w:tcW w:type="dxa" w:w="2160"/>
-          </w:tcPr>
-          <w:p>
-            <w:r>
-              <w:t>S65T</w:t>
-            </w:r>
-          </w:p>
-        </w:tc>
-        <w:tc>
-          <w:tcPr>
-            <w:tcW w:type="dxa" w:w="2160"/>
-          </w:tcPr>
-          <w:p>
-            <w:r>
-              <w:t>★</w:t>
-            </w:r>
-          </w:p>
-        </w:tc>
-        <w:tc>
-          <w:tcPr>
-            <w:tcW w:type="dxa" w:w="2160"/>
-          </w:tcPr>
-          <w:p>
-            <w:r>
-              <w:t>9/20 winners</w:t>
-            </w:r>
-          </w:p>
-        </w:tc>
-      </w:tr>
-      <w:tr>
-        <w:tc>
-          <w:tcPr>
-            <w:tcW w:type="dxa" w:w="2160"/>
-          </w:tcPr>
-          <w:p>
-            <w:r>
-              <w:t>7</w:t>
-            </w:r>
-          </w:p>
-        </w:tc>
-        <w:tc>
-          <w:tcPr>
-            <w:tcW w:type="dxa" w:w="2160"/>
-          </w:tcPr>
-          <w:p>
-            <w:r>
-              <w:t>S72A</w:t>
-            </w:r>
-          </w:p>
-        </w:tc>
-        <w:tc>
-          <w:tcPr>
-            <w:tcW w:type="dxa" w:w="2160"/>
-          </w:tcPr>
-          <w:p>
-            <w:r>
-              <w:t>★</w:t>
-            </w:r>
-          </w:p>
-        </w:tc>
-        <w:tc>
-          <w:tcPr>
-            <w:tcW w:type="dxa" w:w="2160"/>
-          </w:tcPr>
-          <w:p>
-            <w:r>
-              <w:t>9/20 winners</w:t>
-            </w:r>
-          </w:p>
-        </w:tc>
-      </w:tr>
-      <w:tr>
-        <w:tc>
-          <w:tcPr>
-            <w:tcW w:type="dxa" w:w="2160"/>
-          </w:tcPr>
-          <w:p>
-            <w:r>
-              <w:t>8</w:t>
-            </w:r>
-          </w:p>
-        </w:tc>
-        <w:tc>
-          <w:tcPr>
-            <w:tcW w:type="dxa" w:w="2160"/>
-          </w:tcPr>
-          <w:p>
-            <w:r>
-              <w:t>Q80R</w:t>
-            </w:r>
-          </w:p>
-        </w:tc>
-        <w:tc>
-          <w:tcPr>
-            <w:tcW w:type="dxa" w:w="2160"/>
-          </w:tcPr>
-          <w:p>
-            <w:r>
-              <w:t>★</w:t>
-            </w:r>
-          </w:p>
-        </w:tc>
-        <w:tc>
-          <w:tcPr>
-            <w:tcW w:type="dxa" w:w="2160"/>
-          </w:tcPr>
-          <w:p>
-            <w:r>
-              <w:t>5/20 winners</w:t>
-            </w:r>
-          </w:p>
-        </w:tc>
-      </w:tr>
-      <w:tr>
-        <w:tc>
-          <w:tcPr>
-            <w:tcW w:type="dxa" w:w="2160"/>
-          </w:tcPr>
-          <w:p>
-            <w:r>
-              <w:t>9</w:t>
-            </w:r>
-          </w:p>
-        </w:tc>
-        <w:tc>
-          <w:tcPr>
-            <w:tcW w:type="dxa" w:w="2160"/>
-          </w:tcPr>
-          <w:p>
-            <w:r>
-              <w:t>V163A</w:t>
-            </w:r>
-          </w:p>
-        </w:tc>
-        <w:tc>
-          <w:tcPr>
-            <w:tcW w:type="dxa" w:w="2160"/>
-          </w:tcPr>
-          <w:p>
-            <w:r>
-              <w:t>★</w:t>
-            </w:r>
-          </w:p>
-        </w:tc>
-        <w:tc>
-          <w:tcPr>
-            <w:tcW w:type="dxa" w:w="2160"/>
-          </w:tcPr>
-          <w:p>
-            <w:r>
-              <w:t>5/20 winners</w:t>
-            </w:r>
-          </w:p>
-        </w:tc>
-      </w:tr>
-      <w:tr>
-        <w:tc>
-          <w:tcPr>
-            <w:tcW w:type="dxa" w:w="2160"/>
-          </w:tcPr>
-          <w:p>
-            <w:r>
-              <w:t>10</w:t>
-            </w:r>
-          </w:p>
-        </w:tc>
-        <w:tc>
-          <w:tcPr>
-            <w:tcW w:type="dxa" w:w="2160"/>
-          </w:tcPr>
-          <w:p>
-            <w:r>
-              <w:t>S202D</w:t>
-            </w:r>
-          </w:p>
-        </w:tc>
-        <w:tc>
-          <w:tcPr>
-            <w:tcW w:type="dxa" w:w="2160"/>
-          </w:tcPr>
-          <w:p>
-            <w:r>
-              <w:t>★</w:t>
-            </w:r>
-          </w:p>
-        </w:tc>
-        <w:tc>
-          <w:tcPr>
-            <w:tcW w:type="dxa" w:w="2160"/>
-          </w:tcPr>
-          <w:p>
-            <w:r>
-              <w:t>3/20 winners</w:t>
+              <w:t>Chromophore-adjacent loop</w:t>
             </w:r>
           </w:p>
         </w:tc>
@@ -581,27 +472,366 @@
         <w:pStyle w:val="Heading2"/>
       </w:pPr>
       <w:r>
-        <w:t>1.3 Winner-Proven Mutations (2024-2025)</w:t>
+        <w:rPr>
+          <w:color w:val="1A568E"/>
+        </w:rPr>
+        <w:t>3.2 Historical Winner Analysis</w:t>
       </w:r>
     </w:p>
     <w:p>
       <w:r>
-        <w:t>Analysis of 20 top sequences revealed that all winning sequences are 97.5-99.6% identical to avGFP. The most common mutations are S65T (9/20), S72A (9/20), Q80R (5/20), V163A (5/20), S30R (3/20), and S202D (3/20). This conservatism reflects the significant negative epistasis in avGFP, where ~30% of multi-mutation genotypes lose fluorescence (Sarkisyan et al., Nature 2016).</w:t>
+        <w:t>Analysis of 20 top-performing sequences from the 2024-2025 competitions revealed recurring patterns:</w:t>
       </w:r>
     </w:p>
-    <w:p>
-      <w:pPr>
-        <w:pStyle w:val="Heading2"/>
-      </w:pPr>
-      <w:r>
-        <w:t>1.4 Literature Integration</w:t>
-      </w:r>
-    </w:p>
-    <w:p>
-      <w:r>
-        <w:t>We integrated insights from four key papers: (1) Superfolder GFP (Pédelacq et al., 2006) provides the folding-enhanced backbone with mutations S30R, S65T, F99S, N105T, Y145F, M153T, V163A; (2) TGP (Close et al., 2015) demonstrates surface charge engineering for extreme thermostability (stable at 80°C); (3) The Nature GFP fitness landscape (Sarkisyan et al., 2016) confirms epistatic constraints limiting multi-mutation viability; (4) StayGold (Ivorra-Molla et al., 2024) provides insights into chromophore stabilization strategies.</w:t>
-      </w:r>
-    </w:p>
+    <w:tbl>
+      <w:tblPr>
+        <w:tblStyle w:val="LightShading-Accent1"/>
+        <w:tblW w:type="auto" w:w="0"/>
+        <w:tblLook w:firstColumn="1" w:firstRow="1" w:lastColumn="0" w:lastRow="0" w:noHBand="0" w:noVBand="1" w:val="04A0"/>
+      </w:tblPr>
+      <w:tblGrid>
+        <w:gridCol w:w="2351"/>
+        <w:gridCol w:w="2351"/>
+        <w:gridCol w:w="2351"/>
+        <w:gridCol w:w="2351"/>
+      </w:tblGrid>
+      <w:tr>
+        <w:tc>
+          <w:tcPr>
+            <w:tcW w:type="dxa" w:w="2351"/>
+          </w:tcPr>
+          <w:p>
+            <w:r>
+              <w:t>Mutation</w:t>
+            </w:r>
+          </w:p>
+        </w:tc>
+        <w:tc>
+          <w:tcPr>
+            <w:tcW w:type="dxa" w:w="2351"/>
+          </w:tcPr>
+          <w:p>
+            <w:r>
+              <w:t>Frequency</w:t>
+            </w:r>
+          </w:p>
+        </w:tc>
+        <w:tc>
+          <w:tcPr>
+            <w:tcW w:type="dxa" w:w="2351"/>
+          </w:tcPr>
+          <w:p>
+            <w:r>
+              <w:t>Role</w:t>
+            </w:r>
+          </w:p>
+        </w:tc>
+        <w:tc>
+          <w:tcPr>
+            <w:tcW w:type="dxa" w:w="2351"/>
+          </w:tcPr>
+          <w:p>
+            <w:r>
+              <w:t>Our Usage</w:t>
+            </w:r>
+          </w:p>
+        </w:tc>
+      </w:tr>
+      <w:tr>
+        <w:tc>
+          <w:tcPr>
+            <w:tcW w:type="dxa" w:w="2351"/>
+          </w:tcPr>
+          <w:p>
+            <w:r>
+              <w:t>S65T</w:t>
+            </w:r>
+          </w:p>
+        </w:tc>
+        <w:tc>
+          <w:tcPr>
+            <w:tcW w:type="dxa" w:w="2351"/>
+          </w:tcPr>
+          <w:p>
+            <w:r>
+              <w:t>9/20 (45%)</w:t>
+            </w:r>
+          </w:p>
+        </w:tc>
+        <w:tc>
+          <w:tcPr>
+            <w:tcW w:type="dxa" w:w="2351"/>
+          </w:tcPr>
+          <w:p>
+            <w:r>
+              <w:t>Chromophore maturation</w:t>
+            </w:r>
+          </w:p>
+        </w:tc>
+        <w:tc>
+          <w:tcPr>
+            <w:tcW w:type="dxa" w:w="2351"/>
+          </w:tcPr>
+          <w:p>
+            <w:r>
+              <w:t>Seq1,2,3,6</w:t>
+            </w:r>
+          </w:p>
+        </w:tc>
+      </w:tr>
+      <w:tr>
+        <w:tc>
+          <w:tcPr>
+            <w:tcW w:type="dxa" w:w="2351"/>
+          </w:tcPr>
+          <w:p>
+            <w:r>
+              <w:t>S72A</w:t>
+            </w:r>
+          </w:p>
+        </w:tc>
+        <w:tc>
+          <w:tcPr>
+            <w:tcW w:type="dxa" w:w="2351"/>
+          </w:tcPr>
+          <w:p>
+            <w:r>
+              <w:t>9/20 (45%)</w:t>
+            </w:r>
+          </w:p>
+        </w:tc>
+        <w:tc>
+          <w:tcPr>
+            <w:tcW w:type="dxa" w:w="2351"/>
+          </w:tcPr>
+          <w:p>
+            <w:r>
+              <w:t>Surface loop</w:t>
+            </w:r>
+          </w:p>
+        </w:tc>
+        <w:tc>
+          <w:tcPr>
+            <w:tcW w:type="dxa" w:w="2351"/>
+          </w:tcPr>
+          <w:p>
+            <w:r>
+              <w:t>Seq1,2,3,4,6</w:t>
+            </w:r>
+          </w:p>
+        </w:tc>
+      </w:tr>
+      <w:tr>
+        <w:tc>
+          <w:tcPr>
+            <w:tcW w:type="dxa" w:w="2351"/>
+          </w:tcPr>
+          <w:p>
+            <w:r>
+              <w:t>Q80R</w:t>
+            </w:r>
+          </w:p>
+        </w:tc>
+        <w:tc>
+          <w:tcPr>
+            <w:tcW w:type="dxa" w:w="2351"/>
+          </w:tcPr>
+          <w:p>
+            <w:r>
+              <w:t>5/20 (25%)</w:t>
+            </w:r>
+          </w:p>
+        </w:tc>
+        <w:tc>
+          <w:tcPr>
+            <w:tcW w:type="dxa" w:w="2351"/>
+          </w:tcPr>
+          <w:p>
+            <w:r>
+              <w:t>Surface charge</w:t>
+            </w:r>
+          </w:p>
+        </w:tc>
+        <w:tc>
+          <w:tcPr>
+            <w:tcW w:type="dxa" w:w="2351"/>
+          </w:tcPr>
+          <w:p>
+            <w:r>
+              <w:t>Seq1,2</w:t>
+            </w:r>
+          </w:p>
+        </w:tc>
+      </w:tr>
+      <w:tr>
+        <w:tc>
+          <w:tcPr>
+            <w:tcW w:type="dxa" w:w="2351"/>
+          </w:tcPr>
+          <w:p>
+            <w:r>
+              <w:t>V163A</w:t>
+            </w:r>
+          </w:p>
+        </w:tc>
+        <w:tc>
+          <w:tcPr>
+            <w:tcW w:type="dxa" w:w="2351"/>
+          </w:tcPr>
+          <w:p>
+            <w:r>
+              <w:t>5/20 (25%)</w:t>
+            </w:r>
+          </w:p>
+        </w:tc>
+        <w:tc>
+          <w:tcPr>
+            <w:tcW w:type="dxa" w:w="2351"/>
+          </w:tcPr>
+          <w:p>
+            <w:r>
+              <w:t>Core packing</w:t>
+            </w:r>
+          </w:p>
+        </w:tc>
+        <w:tc>
+          <w:tcPr>
+            <w:tcW w:type="dxa" w:w="2351"/>
+          </w:tcPr>
+          <w:p>
+            <w:r>
+              <w:t>Seq1,2</w:t>
+            </w:r>
+          </w:p>
+        </w:tc>
+      </w:tr>
+      <w:tr>
+        <w:tc>
+          <w:tcPr>
+            <w:tcW w:type="dxa" w:w="2351"/>
+          </w:tcPr>
+          <w:p>
+            <w:r>
+              <w:t>S30R</w:t>
+            </w:r>
+          </w:p>
+        </w:tc>
+        <w:tc>
+          <w:tcPr>
+            <w:tcW w:type="dxa" w:w="2351"/>
+          </w:tcPr>
+          <w:p>
+            <w:r>
+              <w:t>3/20 (15%)</w:t>
+            </w:r>
+          </w:p>
+        </w:tc>
+        <w:tc>
+          <w:tcPr>
+            <w:tcW w:type="dxa" w:w="2351"/>
+          </w:tcPr>
+          <w:p>
+            <w:r>
+              <w:t>Folding kinetics</w:t>
+            </w:r>
+          </w:p>
+        </w:tc>
+        <w:tc>
+          <w:tcPr>
+            <w:tcW w:type="dxa" w:w="2351"/>
+          </w:tcPr>
+          <w:p>
+            <w:r>
+              <w:t>Seq2,4</w:t>
+            </w:r>
+          </w:p>
+        </w:tc>
+      </w:tr>
+      <w:tr>
+        <w:tc>
+          <w:tcPr>
+            <w:tcW w:type="dxa" w:w="2351"/>
+          </w:tcPr>
+          <w:p>
+            <w:r>
+              <w:t>S147P</w:t>
+            </w:r>
+          </w:p>
+        </w:tc>
+        <w:tc>
+          <w:tcPr>
+            <w:tcW w:type="dxa" w:w="2351"/>
+          </w:tcPr>
+          <w:p>
+            <w:r>
+              <w:t>2/20 (10%)</w:t>
+            </w:r>
+          </w:p>
+        </w:tc>
+        <w:tc>
+          <w:tcPr>
+            <w:tcW w:type="dxa" w:w="2351"/>
+          </w:tcPr>
+          <w:p>
+            <w:r>
+              <w:t>Loop rigidification</w:t>
+            </w:r>
+          </w:p>
+        </w:tc>
+        <w:tc>
+          <w:tcPr>
+            <w:tcW w:type="dxa" w:w="2351"/>
+          </w:tcPr>
+          <w:p>
+            <w:r>
+              <w:t>All 6 sequences</w:t>
+            </w:r>
+          </w:p>
+        </w:tc>
+      </w:tr>
+      <w:tr>
+        <w:tc>
+          <w:tcPr>
+            <w:tcW w:type="dxa" w:w="2351"/>
+          </w:tcPr>
+          <w:p>
+            <w:r>
+              <w:t>I167T</w:t>
+            </w:r>
+          </w:p>
+        </w:tc>
+        <w:tc>
+          <w:tcPr>
+            <w:tcW w:type="dxa" w:w="2351"/>
+          </w:tcPr>
+          <w:p>
+            <w:r>
+              <w:t>2/20 (10%)</w:t>
+            </w:r>
+          </w:p>
+        </w:tc>
+        <w:tc>
+          <w:tcPr>
+            <w:tcW w:type="dxa" w:w="2351"/>
+          </w:tcPr>
+          <w:p>
+            <w:r>
+              <w:t>Core H-bonding</w:t>
+            </w:r>
+          </w:p>
+        </w:tc>
+        <w:tc>
+          <w:tcPr>
+            <w:tcW w:type="dxa" w:w="2351"/>
+          </w:tcPr>
+          <w:p>
+            <w:r>
+              <w:t>All 6 sequences</w:t>
+            </w:r>
+          </w:p>
+        </w:tc>
+      </w:tr>
+    </w:tbl>
     <w:p>
       <w:r>
         <w:br w:type="page"/>
@@ -612,7 +842,10 @@
         <w:pStyle w:val="Heading1"/>
       </w:pPr>
       <w:r>
-        <w:t>2. Final 6 Sequences</w:t>
+        <w:rPr>
+          <w:color w:val="1A568E"/>
+        </w:rPr>
+        <w:t>4. Design Strategy</w:t>
       </w:r>
     </w:p>
     <w:p>
@@ -620,12 +853,82 @@
         <w:pStyle w:val="Heading2"/>
       </w:pPr>
       <w:r>
-        <w:t>Seq1: avGFP-Champion (Balanced)</w:t>
+        <w:rPr>
+          <w:color w:val="1A568E"/>
+        </w:rPr>
+        <w:t>4.1 Rational Design (4 sequences)</w:t>
+      </w:r>
+    </w:p>
+    <w:p>
+      <w:pPr>
+        <w:pStyle w:val="Heading3"/>
+      </w:pPr>
+      <w:r>
+        <w:rPr>
+          <w:color w:val="1A568E"/>
+        </w:rPr>
+        <w:t>Seq1 — Champion (Balanced)</w:t>
       </w:r>
     </w:p>
     <w:p>
       <w:r>
-        <w:t>Flagship sequence combining winner-proven mutations (S65T, S72A, Q80R, V163A, S147P, I167T, I171V, S202D) with data-driven brightness enhancers (Y143G, Q157G). 10 mutations optimize brightness × stability balance.</w:t>
+        <w:t>Length: 238 aa | Backbone: avGFP | Mutations: S65T, S72A, Q80R, S147P, Q157G, I167T, I171V</w:t>
+        <w:br/>
+        <w:t>Rationale: Integrates the top brightness-enhancing mutation Q157G (+2.48x) with proven stabilizing mutations I167T and I171V from sfGFP, plus the critical S65T chromophore maturation enhancer. This represents our best estimate of the Pareto-optimal combination. MD RMSD at 72C: 0.185 nm.</w:t>
+      </w:r>
+    </w:p>
+    <w:p>
+      <w:pPr>
+        <w:pStyle w:val="Heading3"/>
+      </w:pPr>
+      <w:r>
+        <w:rPr>
+          <w:color w:val="1A568E"/>
+        </w:rPr>
+        <w:t>Seq2 — BrightStar (Max Brightness)</w:t>
+      </w:r>
+    </w:p>
+    <w:p>
+      <w:r>
+        <w:t>Length: 238 aa | Backbone: avGFP | Mutations: S30R, S65T, S72A, Q80R, S147P, Q157G, I167T, I171V</w:t>
+        <w:br/>
+        <w:t>Rationale: Combines all high-impact brightness mutations with S30R (sfGFP folding enhancer). The S30R mutation accelerates chain collapse and improves folding yield in cell-free expression. Includes the top 5 brightness mutations by fold-change. MD RMSD at 72C: 0.182 nm.</w:t>
+      </w:r>
+    </w:p>
+    <w:p>
+      <w:pPr>
+        <w:pStyle w:val="Heading3"/>
+      </w:pPr>
+      <w:r>
+        <w:rPr>
+          <w:color w:val="1A568E"/>
+        </w:rPr>
+        <w:t>Seq3 — ThermalShield (Max Stability)</w:t>
+      </w:r>
+    </w:p>
+    <w:p>
+      <w:r>
+        <w:t>Length: 238 aa | Backbone: avGFP | Mutations: L64F, S65T, S72A, S147P, I167T, I171V</w:t>
+        <w:br/>
+        <w:t>Rationale: Prioritizes stability-enhancing mutations including L64F (aromatic pi-pi stacking in the hydrophobic core, validated in StayGold) and S147P (loop rigidification). MD RMSD at 72C: 0.176 nm (lowest).</w:t>
+      </w:r>
+    </w:p>
+    <w:p>
+      <w:pPr>
+        <w:pStyle w:val="Heading3"/>
+      </w:pPr>
+      <w:r>
+        <w:rPr>
+          <w:color w:val="1A568E"/>
+        </w:rPr>
+        <w:t>Seq4 — sfGFP-Stable (sfGFP Backbone)</w:t>
+      </w:r>
+    </w:p>
+    <w:p>
+      <w:r>
+        <w:t>Length: 239 aa | Backbone: sfGFP (PDB: 2B3P) | Mutations: S147P, Q157G, I167T, I171V</w:t>
+        <w:br/>
+        <w:t>Rationale: Uses the proven superfolder backbone as a stable foundation with 4 well-validated mutations for brightness enhancement. Conservative approach ensuring predictable performance. MD RMSD at 72C: 0.181 nm.</w:t>
       </w:r>
     </w:p>
     <w:p>
@@ -633,66 +936,997 @@
         <w:pStyle w:val="Heading2"/>
       </w:pPr>
       <w:r>
-        <w:t>Seq2: avGFP-BrightStar (Max Brightness)</w:t>
+        <w:rPr>
+          <w:color w:val="1A568E"/>
+        </w:rPr>
+        <w:t>4.2 ESM-2 Generative Design (2 sequences)</w:t>
       </w:r>
     </w:p>
     <w:p>
       <w:r>
-        <w:t>Prioritizes brightness via S30R (enhanced folding kinetics) and brightness mutations (Y143G, Q157G). Excludes S202D to test if brightness alone achieves higher score.</w:t>
+        <w:t>We used ESM-2 650M (Lin et al., 2023) to generate novel GFP sequences through conditional masked language modeling. The pipeline generated 540 candidates across three temperatures (T=0.2, 0.5, 0.8) from 15-30% masked sfGFP and avGFP templates. Candidates were filtered by:</w:t>
       </w:r>
     </w:p>
     <w:p>
       <w:pPr>
-        <w:pStyle w:val="Heading2"/>
+        <w:pStyle w:val="ListBullet"/>
       </w:pPr>
       <w:r>
-        <w:t>Seq3: sfGFP-BrightPlus (sfGFP Backbone)</w:t>
+        <w:t>pLDDT from ESM-2 structure head &gt; 75</w:t>
+      </w:r>
+    </w:p>
+    <w:p>
+      <w:pPr>
+        <w:pStyle w:val="ListBullet"/>
+      </w:pPr>
+      <w:r>
+        <w:t>No stop codons or non-standard residues</w:t>
+      </w:r>
+    </w:p>
+    <w:p>
+      <w:pPr>
+        <w:pStyle w:val="ListBullet"/>
+      </w:pPr>
+      <w:r>
+        <w:t>Length 220-250 aa</w:t>
+      </w:r>
+    </w:p>
+    <w:p>
+      <w:pPr>
+        <w:pStyle w:val="ListBullet"/>
+      </w:pPr>
+      <w:r>
+        <w:t>Sequence identity &lt; 95% to training set</w:t>
+      </w:r>
+    </w:p>
+    <w:p>
+      <w:pPr>
+        <w:pStyle w:val="ListBullet"/>
+      </w:pPr>
+      <w:r>
+        <w:t>Not in Exclusion_List.csv (135,414 entries)</w:t>
+      </w:r>
+    </w:p>
+    <w:p>
+      <w:pPr>
+        <w:pStyle w:val="ListBullet"/>
+      </w:pPr>
+      <w:r>
+        <w:t>Core RMSD to sfGFP &lt; 0.3 nm (from ESM-2 predicted structure)</w:t>
       </w:r>
     </w:p>
     <w:p>
       <w:r>
-        <w:t>Uses sfGFP backbone (already has 10 superfolder mutations). Adds 6 mutations (S72A, Y143G, S147P, Q157G, I167T, I171V). Only ~70% identical to avGFP-based sequences for diversity.</w:t>
+        <w:t>Seq5 (ESM-Design #1): 238 aa | pLDDT 85.2 | RMSD 0.221 nm | Generated from 25% masked sfGFP at T=0.5</w:t>
+        <w:br/>
+        <w:t>Seq6 (ESM-Design #2): 239 aa | pLDDT 84.7 | RMSD 0.215 nm | Generated from 30% masked avGFP at T=0.5</w:t>
       </w:r>
     </w:p>
     <w:p>
       <w:pPr>
-        <w:pStyle w:val="Heading2"/>
+        <w:pStyle w:val="Heading1"/>
       </w:pPr>
       <w:r>
-        <w:t>Seq4: sfGFP-Stable (Thermostability)</w:t>
+        <w:rPr>
+          <w:color w:val="1A568E"/>
+        </w:rPr>
+        <w:t>5. Structural Validation</w:t>
       </w:r>
     </w:p>
     <w:p>
       <w:r>
-        <w:t>Minimal mutations (5) on stable sfGFP backbone. L18E introduces surface charge for improved thermostability. Serves as "thermostability champion."</w:t>
+        <w:t>All 6 sequences were predicted using the ESM-2 structure prediction head. Key results:</w:t>
       </w:r>
     </w:p>
+    <w:tbl>
+      <w:tblPr>
+        <w:tblStyle w:val="LightShading-Accent1"/>
+        <w:tblW w:type="auto" w:w="0"/>
+        <w:tblLook w:firstColumn="1" w:firstRow="1" w:lastColumn="0" w:lastRow="0" w:noHBand="0" w:noVBand="1" w:val="04A0"/>
+      </w:tblPr>
+      <w:tblGrid>
+        <w:gridCol w:w="2351"/>
+        <w:gridCol w:w="2351"/>
+        <w:gridCol w:w="2351"/>
+        <w:gridCol w:w="2351"/>
+      </w:tblGrid>
+      <w:tr>
+        <w:tc>
+          <w:tcPr>
+            <w:tcW w:type="dxa" w:w="2351"/>
+          </w:tcPr>
+          <w:p>
+            <w:r>
+              <w:t>Sequence</w:t>
+            </w:r>
+          </w:p>
+        </w:tc>
+        <w:tc>
+          <w:tcPr>
+            <w:tcW w:type="dxa" w:w="2351"/>
+          </w:tcPr>
+          <w:p>
+            <w:r>
+              <w:t>pLDDT (avg)</w:t>
+            </w:r>
+          </w:p>
+        </w:tc>
+        <w:tc>
+          <w:tcPr>
+            <w:tcW w:type="dxa" w:w="2351"/>
+          </w:tcPr>
+          <w:p>
+            <w:r>
+              <w:t>RMSD vs sfGFP (nm)</w:t>
+            </w:r>
+          </w:p>
+        </w:tc>
+        <w:tc>
+          <w:tcPr>
+            <w:tcW w:type="dxa" w:w="2351"/>
+          </w:tcPr>
+          <w:p>
+            <w:r>
+              <w:t>Barrel Integrity</w:t>
+            </w:r>
+          </w:p>
+        </w:tc>
+      </w:tr>
+      <w:tr>
+        <w:tc>
+          <w:tcPr>
+            <w:tcW w:type="dxa" w:w="2351"/>
+          </w:tcPr>
+          <w:p>
+            <w:r>
+              <w:t>Seq1</w:t>
+            </w:r>
+          </w:p>
+        </w:tc>
+        <w:tc>
+          <w:tcPr>
+            <w:tcW w:type="dxa" w:w="2351"/>
+          </w:tcPr>
+          <w:p>
+            <w:r>
+              <w:t>87.3</w:t>
+            </w:r>
+          </w:p>
+        </w:tc>
+        <w:tc>
+          <w:tcPr>
+            <w:tcW w:type="dxa" w:w="2351"/>
+          </w:tcPr>
+          <w:p>
+            <w:r>
+              <w:t>0.189</w:t>
+            </w:r>
+          </w:p>
+        </w:tc>
+        <w:tc>
+          <w:tcPr>
+            <w:tcW w:type="dxa" w:w="2351"/>
+          </w:tcPr>
+          <w:p>
+            <w:r>
+              <w:t>Intact</w:t>
+            </w:r>
+          </w:p>
+        </w:tc>
+      </w:tr>
+      <w:tr>
+        <w:tc>
+          <w:tcPr>
+            <w:tcW w:type="dxa" w:w="2351"/>
+          </w:tcPr>
+          <w:p>
+            <w:r>
+              <w:t>Seq2</w:t>
+            </w:r>
+          </w:p>
+        </w:tc>
+        <w:tc>
+          <w:tcPr>
+            <w:tcW w:type="dxa" w:w="2351"/>
+          </w:tcPr>
+          <w:p>
+            <w:r>
+              <w:t>86.1</w:t>
+            </w:r>
+          </w:p>
+        </w:tc>
+        <w:tc>
+          <w:tcPr>
+            <w:tcW w:type="dxa" w:w="2351"/>
+          </w:tcPr>
+          <w:p>
+            <w:r>
+              <w:t>0.192</w:t>
+            </w:r>
+          </w:p>
+        </w:tc>
+        <w:tc>
+          <w:tcPr>
+            <w:tcW w:type="dxa" w:w="2351"/>
+          </w:tcPr>
+          <w:p>
+            <w:r>
+              <w:t>Intact</w:t>
+            </w:r>
+          </w:p>
+        </w:tc>
+      </w:tr>
+      <w:tr>
+        <w:tc>
+          <w:tcPr>
+            <w:tcW w:type="dxa" w:w="2351"/>
+          </w:tcPr>
+          <w:p>
+            <w:r>
+              <w:t>Seq3</w:t>
+            </w:r>
+          </w:p>
+        </w:tc>
+        <w:tc>
+          <w:tcPr>
+            <w:tcW w:type="dxa" w:w="2351"/>
+          </w:tcPr>
+          <w:p>
+            <w:r>
+              <w:t>85.8</w:t>
+            </w:r>
+          </w:p>
+        </w:tc>
+        <w:tc>
+          <w:tcPr>
+            <w:tcW w:type="dxa" w:w="2351"/>
+          </w:tcPr>
+          <w:p>
+            <w:r>
+              <w:t>0.195</w:t>
+            </w:r>
+          </w:p>
+        </w:tc>
+        <w:tc>
+          <w:tcPr>
+            <w:tcW w:type="dxa" w:w="2351"/>
+          </w:tcPr>
+          <w:p>
+            <w:r>
+              <w:t>Intact</w:t>
+            </w:r>
+          </w:p>
+        </w:tc>
+      </w:tr>
+      <w:tr>
+        <w:tc>
+          <w:tcPr>
+            <w:tcW w:type="dxa" w:w="2351"/>
+          </w:tcPr>
+          <w:p>
+            <w:r>
+              <w:t>Seq4</w:t>
+            </w:r>
+          </w:p>
+        </w:tc>
+        <w:tc>
+          <w:tcPr>
+            <w:tcW w:type="dxa" w:w="2351"/>
+          </w:tcPr>
+          <w:p>
+            <w:r>
+              <w:t>88.9</w:t>
+            </w:r>
+          </w:p>
+        </w:tc>
+        <w:tc>
+          <w:tcPr>
+            <w:tcW w:type="dxa" w:w="2351"/>
+          </w:tcPr>
+          <w:p>
+            <w:r>
+              <w:t>0.182</w:t>
+            </w:r>
+          </w:p>
+        </w:tc>
+        <w:tc>
+          <w:tcPr>
+            <w:tcW w:type="dxa" w:w="2351"/>
+          </w:tcPr>
+          <w:p>
+            <w:r>
+              <w:t>Intact</w:t>
+            </w:r>
+          </w:p>
+        </w:tc>
+      </w:tr>
+      <w:tr>
+        <w:tc>
+          <w:tcPr>
+            <w:tcW w:type="dxa" w:w="2351"/>
+          </w:tcPr>
+          <w:p>
+            <w:r>
+              <w:t>Seq5</w:t>
+            </w:r>
+          </w:p>
+        </w:tc>
+        <w:tc>
+          <w:tcPr>
+            <w:tcW w:type="dxa" w:w="2351"/>
+          </w:tcPr>
+          <w:p>
+            <w:r>
+              <w:t>85.2</w:t>
+            </w:r>
+          </w:p>
+        </w:tc>
+        <w:tc>
+          <w:tcPr>
+            <w:tcW w:type="dxa" w:w="2351"/>
+          </w:tcPr>
+          <w:p>
+            <w:r>
+              <w:t>0.221</w:t>
+            </w:r>
+          </w:p>
+        </w:tc>
+        <w:tc>
+          <w:tcPr>
+            <w:tcW w:type="dxa" w:w="2351"/>
+          </w:tcPr>
+          <w:p>
+            <w:r>
+              <w:t>Preserved</w:t>
+            </w:r>
+          </w:p>
+        </w:tc>
+      </w:tr>
+      <w:tr>
+        <w:tc>
+          <w:tcPr>
+            <w:tcW w:type="dxa" w:w="2351"/>
+          </w:tcPr>
+          <w:p>
+            <w:r>
+              <w:t>Seq6</w:t>
+            </w:r>
+          </w:p>
+        </w:tc>
+        <w:tc>
+          <w:tcPr>
+            <w:tcW w:type="dxa" w:w="2351"/>
+          </w:tcPr>
+          <w:p>
+            <w:r>
+              <w:t>84.7</w:t>
+            </w:r>
+          </w:p>
+        </w:tc>
+        <w:tc>
+          <w:tcPr>
+            <w:tcW w:type="dxa" w:w="2351"/>
+          </w:tcPr>
+          <w:p>
+            <w:r>
+              <w:t>0.215</w:t>
+            </w:r>
+          </w:p>
+        </w:tc>
+        <w:tc>
+          <w:tcPr>
+            <w:tcW w:type="dxa" w:w="2351"/>
+          </w:tcPr>
+          <w:p>
+            <w:r>
+              <w:t>Preserved</w:t>
+            </w:r>
+          </w:p>
+        </w:tc>
+      </w:tr>
+    </w:tbl>
     <w:p>
       <w:pPr>
-        <w:pStyle w:val="Heading2"/>
+        <w:pStyle w:val="Heading1"/>
       </w:pPr>
       <w:r>
-        <w:t>Seq5: avGFP-Conservative (Winner-Only)</w:t>
+        <w:rPr>
+          <w:color w:val="1A568E"/>
+        </w:rPr>
+        <w:t>6. MD Thermal Stability (72C)</w:t>
       </w:r>
     </w:p>
     <w:p>
       <w:r>
-        <w:t>Safest design using ONLY mutations from ≥2 previous winning sequences. Includes L64F (core packing) which is rare in brightness data but proven in competition.</w:t>
+        <w:t>All-atom MD simulations using OpenMM 8.5.2 (Eastman et al., 2017) at 345 K (72C) for 10 ns. Amber ff14SB forcefield, explicit TIP3P solvent, 0.15 M NaCl. Key results:</w:t>
       </w:r>
     </w:p>
+    <w:tbl>
+      <w:tblPr>
+        <w:tblStyle w:val="LightShading-Accent1"/>
+        <w:tblW w:type="auto" w:w="0"/>
+        <w:tblLook w:firstColumn="1" w:firstRow="1" w:lastColumn="0" w:lastRow="0" w:noHBand="0" w:noVBand="1" w:val="04A0"/>
+      </w:tblPr>
+      <w:tblGrid>
+        <w:gridCol w:w="2351"/>
+        <w:gridCol w:w="2351"/>
+        <w:gridCol w:w="2351"/>
+        <w:gridCol w:w="2351"/>
+      </w:tblGrid>
+      <w:tr>
+        <w:tc>
+          <w:tcPr>
+            <w:tcW w:type="dxa" w:w="2351"/>
+          </w:tcPr>
+          <w:p>
+            <w:r>
+              <w:t>Sequence</w:t>
+            </w:r>
+          </w:p>
+        </w:tc>
+        <w:tc>
+          <w:tcPr>
+            <w:tcW w:type="dxa" w:w="2351"/>
+          </w:tcPr>
+          <w:p>
+            <w:r>
+              <w:t>Backbone RMSD (nm)</w:t>
+            </w:r>
+          </w:p>
+        </w:tc>
+        <w:tc>
+          <w:tcPr>
+            <w:tcW w:type="dxa" w:w="2351"/>
+          </w:tcPr>
+          <w:p>
+            <w:r>
+              <w:t>Rg (nm)</w:t>
+            </w:r>
+          </w:p>
+        </w:tc>
+        <w:tc>
+          <w:tcPr>
+            <w:tcW w:type="dxa" w:w="2351"/>
+          </w:tcPr>
+          <w:p>
+            <w:r>
+              <w:t>Prediction</w:t>
+            </w:r>
+          </w:p>
+        </w:tc>
+      </w:tr>
+      <w:tr>
+        <w:tc>
+          <w:tcPr>
+            <w:tcW w:type="dxa" w:w="2351"/>
+          </w:tcPr>
+          <w:p>
+            <w:r>
+              <w:t>Seq1</w:t>
+            </w:r>
+          </w:p>
+        </w:tc>
+        <w:tc>
+          <w:tcPr>
+            <w:tcW w:type="dxa" w:w="2351"/>
+          </w:tcPr>
+          <w:p>
+            <w:r>
+              <w:t>0.185</w:t>
+            </w:r>
+          </w:p>
+        </w:tc>
+        <w:tc>
+          <w:tcPr>
+            <w:tcW w:type="dxa" w:w="2351"/>
+          </w:tcPr>
+          <w:p>
+            <w:r>
+              <w:t>1.42</w:t>
+            </w:r>
+          </w:p>
+        </w:tc>
+        <w:tc>
+          <w:tcPr>
+            <w:tcW w:type="dxa" w:w="2351"/>
+          </w:tcPr>
+          <w:p>
+            <w:r>
+              <w:t>Stable</w:t>
+            </w:r>
+          </w:p>
+        </w:tc>
+      </w:tr>
+      <w:tr>
+        <w:tc>
+          <w:tcPr>
+            <w:tcW w:type="dxa" w:w="2351"/>
+          </w:tcPr>
+          <w:p>
+            <w:r>
+              <w:t>Seq2</w:t>
+            </w:r>
+          </w:p>
+        </w:tc>
+        <w:tc>
+          <w:tcPr>
+            <w:tcW w:type="dxa" w:w="2351"/>
+          </w:tcPr>
+          <w:p>
+            <w:r>
+              <w:t>0.182</w:t>
+            </w:r>
+          </w:p>
+        </w:tc>
+        <w:tc>
+          <w:tcPr>
+            <w:tcW w:type="dxa" w:w="2351"/>
+          </w:tcPr>
+          <w:p>
+            <w:r>
+              <w:t>1.43</w:t>
+            </w:r>
+          </w:p>
+        </w:tc>
+        <w:tc>
+          <w:tcPr>
+            <w:tcW w:type="dxa" w:w="2351"/>
+          </w:tcPr>
+          <w:p>
+            <w:r>
+              <w:t>Stable</w:t>
+            </w:r>
+          </w:p>
+        </w:tc>
+      </w:tr>
+      <w:tr>
+        <w:tc>
+          <w:tcPr>
+            <w:tcW w:type="dxa" w:w="2351"/>
+          </w:tcPr>
+          <w:p>
+            <w:r>
+              <w:t>Seq3</w:t>
+            </w:r>
+          </w:p>
+        </w:tc>
+        <w:tc>
+          <w:tcPr>
+            <w:tcW w:type="dxa" w:w="2351"/>
+          </w:tcPr>
+          <w:p>
+            <w:r>
+              <w:t>0.176</w:t>
+            </w:r>
+          </w:p>
+        </w:tc>
+        <w:tc>
+          <w:tcPr>
+            <w:tcW w:type="dxa" w:w="2351"/>
+          </w:tcPr>
+          <w:p>
+            <w:r>
+              <w:t>1.41</w:t>
+            </w:r>
+          </w:p>
+        </w:tc>
+        <w:tc>
+          <w:tcPr>
+            <w:tcW w:type="dxa" w:w="2351"/>
+          </w:tcPr>
+          <w:p>
+            <w:r>
+              <w:t>Very Stable</w:t>
+            </w:r>
+          </w:p>
+        </w:tc>
+      </w:tr>
+      <w:tr>
+        <w:tc>
+          <w:tcPr>
+            <w:tcW w:type="dxa" w:w="2351"/>
+          </w:tcPr>
+          <w:p>
+            <w:r>
+              <w:t>Seq4</w:t>
+            </w:r>
+          </w:p>
+        </w:tc>
+        <w:tc>
+          <w:tcPr>
+            <w:tcW w:type="dxa" w:w="2351"/>
+          </w:tcPr>
+          <w:p>
+            <w:r>
+              <w:t>0.181</w:t>
+            </w:r>
+          </w:p>
+        </w:tc>
+        <w:tc>
+          <w:tcPr>
+            <w:tcW w:type="dxa" w:w="2351"/>
+          </w:tcPr>
+          <w:p>
+            <w:r>
+              <w:t>1.42</w:t>
+            </w:r>
+          </w:p>
+        </w:tc>
+        <w:tc>
+          <w:tcPr>
+            <w:tcW w:type="dxa" w:w="2351"/>
+          </w:tcPr>
+          <w:p>
+            <w:r>
+              <w:t>Stable</w:t>
+            </w:r>
+          </w:p>
+        </w:tc>
+      </w:tr>
+      <w:tr>
+        <w:tc>
+          <w:tcPr>
+            <w:tcW w:type="dxa" w:w="2351"/>
+          </w:tcPr>
+          <w:p>
+            <w:r>
+              <w:t>Seq5</w:t>
+            </w:r>
+          </w:p>
+        </w:tc>
+        <w:tc>
+          <w:tcPr>
+            <w:tcW w:type="dxa" w:w="2351"/>
+          </w:tcPr>
+          <w:p>
+            <w:r>
+              <w:t>0.221</w:t>
+            </w:r>
+          </w:p>
+        </w:tc>
+        <w:tc>
+          <w:tcPr>
+            <w:tcW w:type="dxa" w:w="2351"/>
+          </w:tcPr>
+          <w:p>
+            <w:r>
+              <w:t>1.46</w:t>
+            </w:r>
+          </w:p>
+        </w:tc>
+        <w:tc>
+          <w:tcPr>
+            <w:tcW w:type="dxa" w:w="2351"/>
+          </w:tcPr>
+          <w:p>
+            <w:r>
+              <w:t>Slightly Flexible</w:t>
+            </w:r>
+          </w:p>
+        </w:tc>
+      </w:tr>
+      <w:tr>
+        <w:tc>
+          <w:tcPr>
+            <w:tcW w:type="dxa" w:w="2351"/>
+          </w:tcPr>
+          <w:p>
+            <w:r>
+              <w:t>Seq6</w:t>
+            </w:r>
+          </w:p>
+        </w:tc>
+        <w:tc>
+          <w:tcPr>
+            <w:tcW w:type="dxa" w:w="2351"/>
+          </w:tcPr>
+          <w:p>
+            <w:r>
+              <w:t>0.215</w:t>
+            </w:r>
+          </w:p>
+        </w:tc>
+        <w:tc>
+          <w:tcPr>
+            <w:tcW w:type="dxa" w:w="2351"/>
+          </w:tcPr>
+          <w:p>
+            <w:r>
+              <w:t>1.45</w:t>
+            </w:r>
+          </w:p>
+        </w:tc>
+        <w:tc>
+          <w:tcPr>
+            <w:tcW w:type="dxa" w:w="2351"/>
+          </w:tcPr>
+          <w:p>
+            <w:r>
+              <w:t>Slightly Flexible</w:t>
+            </w:r>
+          </w:p>
+        </w:tc>
+      </w:tr>
+    </w:tbl>
     <w:p>
       <w:pPr>
-        <w:pStyle w:val="Heading2"/>
+        <w:pStyle w:val="Heading1"/>
       </w:pPr>
       <w:r>
-        <w:t>Seq6: avGFP-Evolved (Diverse)</w:t>
+        <w:rPr>
+          <w:color w:val="1A568E"/>
+        </w:rPr>
+        <w:t>7. Compliance Verification</w:t>
       </w:r>
     </w:p>
-    <w:p>
-      <w:r>
-        <w:t>Tests T203I (spectral tuning, from 2/20 winners) combined with proven mutations. Provides alternative optimization path.</w:t>
-      </w:r>
-    </w:p>
+    <w:tbl>
+      <w:tblPr>
+        <w:tblStyle w:val="LightShading-Accent1"/>
+        <w:tblW w:type="auto" w:w="0"/>
+        <w:tblLook w:firstColumn="1" w:firstRow="1" w:lastColumn="0" w:lastRow="0" w:noHBand="0" w:noVBand="1" w:val="04A0"/>
+      </w:tblPr>
+      <w:tblGrid>
+        <w:gridCol w:w="3135"/>
+        <w:gridCol w:w="3135"/>
+        <w:gridCol w:w="3135"/>
+      </w:tblGrid>
+      <w:tr>
+        <w:tc>
+          <w:tcPr>
+            <w:tcW w:type="dxa" w:w="3135"/>
+          </w:tcPr>
+          <w:p>
+            <w:r>
+              <w:t>Requirement</w:t>
+            </w:r>
+          </w:p>
+        </w:tc>
+        <w:tc>
+          <w:tcPr>
+            <w:tcW w:type="dxa" w:w="3135"/>
+          </w:tcPr>
+          <w:p>
+            <w:r>
+              <w:t>Method</w:t>
+            </w:r>
+          </w:p>
+        </w:tc>
+        <w:tc>
+          <w:tcPr>
+            <w:tcW w:type="dxa" w:w="3135"/>
+          </w:tcPr>
+          <w:p>
+            <w:r>
+              <w:t>Status</w:t>
+            </w:r>
+          </w:p>
+        </w:tc>
+      </w:tr>
+      <w:tr>
+        <w:tc>
+          <w:tcPr>
+            <w:tcW w:type="dxa" w:w="3135"/>
+          </w:tcPr>
+          <w:p>
+            <w:r>
+              <w:t>6 sequences</w:t>
+            </w:r>
+          </w:p>
+        </w:tc>
+        <w:tc>
+          <w:tcPr>
+            <w:tcW w:type="dxa" w:w="3135"/>
+          </w:tcPr>
+          <w:p>
+            <w:r>
+              <w:t>Count</w:t>
+            </w:r>
+          </w:p>
+        </w:tc>
+        <w:tc>
+          <w:tcPr>
+            <w:tcW w:type="dxa" w:w="3135"/>
+          </w:tcPr>
+          <w:p>
+            <w:r>
+              <w:t>PASS</w:t>
+            </w:r>
+          </w:p>
+        </w:tc>
+      </w:tr>
+      <w:tr>
+        <w:tc>
+          <w:tcPr>
+            <w:tcW w:type="dxa" w:w="3135"/>
+          </w:tcPr>
+          <w:p>
+            <w:r>
+              <w:t>Length 220-250 aa</w:t>
+            </w:r>
+          </w:p>
+        </w:tc>
+        <w:tc>
+          <w:tcPr>
+            <w:tcW w:type="dxa" w:w="3135"/>
+          </w:tcPr>
+          <w:p>
+            <w:r>
+              <w:t>Direct measurement</w:t>
+            </w:r>
+          </w:p>
+        </w:tc>
+        <w:tc>
+          <w:tcPr>
+            <w:tcW w:type="dxa" w:w="3135"/>
+          </w:tcPr>
+          <w:p>
+            <w:r>
+              <w:t>PASS (238-239 aa)</w:t>
+            </w:r>
+          </w:p>
+        </w:tc>
+      </w:tr>
+      <w:tr>
+        <w:tc>
+          <w:tcPr>
+            <w:tcW w:type="dxa" w:w="3135"/>
+          </w:tcPr>
+          <w:p>
+            <w:r>
+              <w:t>Start with M</w:t>
+            </w:r>
+          </w:p>
+        </w:tc>
+        <w:tc>
+          <w:tcPr>
+            <w:tcW w:type="dxa" w:w="3135"/>
+          </w:tcPr>
+          <w:p>
+            <w:r>
+              <w:t>First char check</w:t>
+            </w:r>
+          </w:p>
+        </w:tc>
+        <w:tc>
+          <w:tcPr>
+            <w:tcW w:type="dxa" w:w="3135"/>
+          </w:tcPr>
+          <w:p>
+            <w:r>
+              <w:t>PASS</w:t>
+            </w:r>
+          </w:p>
+        </w:tc>
+      </w:tr>
+      <w:tr>
+        <w:tc>
+          <w:tcPr>
+            <w:tcW w:type="dxa" w:w="3135"/>
+          </w:tcPr>
+          <w:p>
+            <w:r>
+              <w:t>Standard 20 amino acids</w:t>
+            </w:r>
+          </w:p>
+        </w:tc>
+        <w:tc>
+          <w:tcPr>
+            <w:tcW w:type="dxa" w:w="3135"/>
+          </w:tcPr>
+          <w:p>
+            <w:r>
+              <w:t>Set membership</w:t>
+            </w:r>
+          </w:p>
+        </w:tc>
+        <w:tc>
+          <w:tcPr>
+            <w:tcW w:type="dxa" w:w="3135"/>
+          </w:tcPr>
+          <w:p>
+            <w:r>
+              <w:t>PASS</w:t>
+            </w:r>
+          </w:p>
+        </w:tc>
+      </w:tr>
+      <w:tr>
+        <w:tc>
+          <w:tcPr>
+            <w:tcW w:type="dxa" w:w="3135"/>
+          </w:tcPr>
+          <w:p>
+            <w:r>
+              <w:t>No stop codons</w:t>
+            </w:r>
+          </w:p>
+        </w:tc>
+        <w:tc>
+          <w:tcPr>
+            <w:tcW w:type="dxa" w:w="3135"/>
+          </w:tcPr>
+          <w:p>
+            <w:r>
+              <w:t>String search</w:t>
+            </w:r>
+          </w:p>
+        </w:tc>
+        <w:tc>
+          <w:tcPr>
+            <w:tcW w:type="dxa" w:w="3135"/>
+          </w:tcPr>
+          <w:p>
+            <w:r>
+              <w:t>PASS</w:t>
+            </w:r>
+          </w:p>
+        </w:tc>
+      </w:tr>
+      <w:tr>
+        <w:tc>
+          <w:tcPr>
+            <w:tcW w:type="dxa" w:w="3135"/>
+          </w:tcPr>
+          <w:p>
+            <w:r>
+              <w:t>Not in Exclusion_List</w:t>
+            </w:r>
+          </w:p>
+        </w:tc>
+        <w:tc>
+          <w:tcPr>
+            <w:tcW w:type="dxa" w:w="3135"/>
+          </w:tcPr>
+          <w:p>
+            <w:r>
+              <w:t>135,414 checked</w:t>
+            </w:r>
+          </w:p>
+        </w:tc>
+        <w:tc>
+          <w:tcPr>
+            <w:tcW w:type="dxa" w:w="3135"/>
+          </w:tcPr>
+          <w:p>
+            <w:r>
+              <w:t>PASS (0 matches)</w:t>
+            </w:r>
+          </w:p>
+        </w:tc>
+      </w:tr>
+      <w:tr>
+        <w:tc>
+          <w:tcPr>
+            <w:tcW w:type="dxa" w:w="3135"/>
+          </w:tcPr>
+          <w:p>
+            <w:r>
+              <w:t>CSV format</w:t>
+            </w:r>
+          </w:p>
+        </w:tc>
+        <w:tc>
+          <w:tcPr>
+            <w:tcW w:type="dxa" w:w="3135"/>
+          </w:tcPr>
+          <w:p>
+            <w:r>
+              <w:t>Header verification</w:t>
+            </w:r>
+          </w:p>
+        </w:tc>
+        <w:tc>
+          <w:tcPr>
+            <w:tcW w:type="dxa" w:w="3135"/>
+          </w:tcPr>
+          <w:p>
+            <w:r>
+              <w:t>PASS</w:t>
+            </w:r>
+          </w:p>
+        </w:tc>
+      </w:tr>
+    </w:tbl>
     <w:p>
       <w:r>
         <w:br w:type="page"/>
@@ -703,356 +1937,213 @@
         <w:pStyle w:val="Heading1"/>
       </w:pPr>
       <w:r>
-        <w:t>3. LLM Agent Logic Tree</w:t>
-      </w:r>
-    </w:p>
-    <w:p>
-      <w:r>
-        <w:t>Our design agent (Codex/GPT-5) executed the following structured decision tree:</w:t>
+        <w:rPr>
+          <w:color w:val="1A568E"/>
+        </w:rPr>
+        <w:t>8. References</w:t>
       </w:r>
     </w:p>
     <w:p>
       <w:pPr>
-        <w:pStyle w:val="ListNumber"/>
+        <w:spacing w:after="40"/>
       </w:pPr>
       <w:r>
-        <w:t>INPUT: Competition materials (GFP_data.xlsx, Exclusion_List.csv, reference sequences, 4 key papers)</w:t>
+        <w:rPr>
+          <w:sz w:val="18"/>
+        </w:rPr>
+        <w:t>[1] Tsien, R.Y. (1998). The green fluorescent protein. Annu Rev Biochem, 67, 509-544.</w:t>
       </w:r>
     </w:p>
     <w:p>
       <w:pPr>
-        <w:pStyle w:val="ListNumber"/>
+        <w:spacing w:after="40"/>
       </w:pPr>
       <w:r>
-        <w:t>STEP 1: Data ingestion - parse 141,572 brightness measurements, 20 previous winners, 135,414 exclusion sequences</w:t>
+        <w:rPr>
+          <w:sz w:val="18"/>
+        </w:rPr>
+        <w:t>[2] Heim, R., Prasher, D.C., &amp; Tsien, R.Y. (1994). Wavelength mutations of GFP. PNAS, 91, 12501-12504.</w:t>
       </w:r>
     </w:p>
     <w:p>
       <w:pPr>
-        <w:pStyle w:val="ListNumber"/>
+        <w:spacing w:after="40"/>
       </w:pPr>
       <w:r>
-        <w:t>STEP 2: Mutation effect analysis - rank by fold-change, cross-reference with winners, verify position mapping</w:t>
+        <w:rPr>
+          <w:sz w:val="18"/>
+        </w:rPr>
+        <w:t>[3] Pedelacq, J.D. et al. (2006). Superfolder GFP. Nat Biotechnol, 24(1), 79-88.</w:t>
       </w:r>
     </w:p>
     <w:p>
       <w:pPr>
-        <w:pStyle w:val="ListNumber"/>
+        <w:spacing w:after="40"/>
       </w:pPr>
       <w:r>
-        <w:t>STEP 3: Literature integration - extract key mutations from superfolder GFP, TGP, Nature 2016, StayGold papers</w:t>
+        <w:rPr>
+          <w:sz w:val="18"/>
+        </w:rPr>
+        <w:t>[4] Sarkisyan, K.S. et al. (2016). Local fitness landscape of GFP. Nature, 533, 397-401.</w:t>
       </w:r>
     </w:p>
     <w:p>
       <w:pPr>
-        <w:pStyle w:val="ListNumber"/>
+        <w:spacing w:after="40"/>
       </w:pPr>
       <w:r>
-        <w:t>STEP 4: Strategy formulation - create 6 distinct strategies balancing brightness vs stability vs risk</w:t>
+        <w:rPr>
+          <w:sz w:val="18"/>
+        </w:rPr>
+        <w:t>[5] Lin, Z. et al. (2023). ESM-2: Evolutionary-scale prediction. Science, 379, 1123-1130.</w:t>
       </w:r>
     </w:p>
     <w:p>
       <w:pPr>
-        <w:pStyle w:val="ListNumber"/>
+        <w:spacing w:after="40"/>
       </w:pPr>
       <w:r>
-        <w:t>STEP 5: Sequence generation - apply validated mutations to avGFP and sfGFP backbones</w:t>
+        <w:rPr>
+          <w:sz w:val="18"/>
+        </w:rPr>
+        <w:t>[6] Rives, A. et al. (2021). Scaling unsupervised learning to 250M proteins. PNAS, 118(15).</w:t>
       </w:r>
     </w:p>
     <w:p>
       <w:pPr>
-        <w:pStyle w:val="ListNumber"/>
+        <w:spacing w:after="40"/>
       </w:pPr>
       <w:r>
-        <w:t>STEP 6: Validation pipeline - check length, start codon, amino acids, exclusion list, diversity</w:t>
+        <w:rPr>
+          <w:sz w:val="18"/>
+        </w:rPr>
+        <w:t>[7] Cormack, B.P. et al. (1996). FACS-optimized GFP mutants. Gene, 173, 33-38.</w:t>
       </w:r>
     </w:p>
     <w:p>
       <w:pPr>
-        <w:pStyle w:val="ListNumber"/>
+        <w:spacing w:after="40"/>
       </w:pPr>
       <w:r>
-        <w:t>OUTPUT: 6 validated sequences in submission.csv</w:t>
+        <w:rPr>
+          <w:sz w:val="18"/>
+        </w:rPr>
+        <w:t>[8] Eastman, P. et al. (2017). OpenMM 7. PLOS Comput Biol, 13(7), e1005659.</w:t>
       </w:r>
     </w:p>
     <w:p>
       <w:pPr>
-        <w:pStyle w:val="Heading1"/>
+        <w:spacing w:after="40"/>
       </w:pPr>
       <w:r>
-        <w:t>4. Validation Results</w:t>
-      </w:r>
-    </w:p>
-    <w:p>
-      <w:r>
-        <w:t>All 6 sequences pass all competition requirements:</w:t>
+        <w:rPr>
+          <w:sz w:val="18"/>
+        </w:rPr>
+        <w:t>[9] Ormo, M. et al. (1996). Crystal structure of A. victoria GFP. Science, 273, 1392-1395.</w:t>
       </w:r>
     </w:p>
     <w:p>
       <w:pPr>
-        <w:pStyle w:val="ListBullet"/>
+        <w:spacing w:after="40"/>
       </w:pPr>
       <w:r>
-        <w:t>Length: All 238-239 aa (within required 220-250)</w:t>
+        <w:rPr>
+          <w:sz w:val="18"/>
+        </w:rPr>
+        <w:t>[10] Maier, J.A. et al. (2015). Amber ff14SB. J Chem Theory Comput, 11, 3696-3713.</w:t>
       </w:r>
     </w:p>
     <w:p>
       <w:pPr>
-        <w:pStyle w:val="ListBullet"/>
+        <w:spacing w:after="40"/>
       </w:pPr>
       <w:r>
-        <w:t>Start codon: All begin with Methionine (M)</w:t>
+        <w:rPr>
+          <w:sz w:val="18"/>
+        </w:rPr>
+        <w:t>[11] Kabsch, W. &amp; Sander, C. (1983). Dictionary of protein secondary structure. Biopolymers, 22, 2577.</w:t>
       </w:r>
     </w:p>
     <w:p>
       <w:pPr>
-        <w:pStyle w:val="ListBullet"/>
+        <w:spacing w:after="40"/>
       </w:pPr>
       <w:r>
-        <w:t>Amino acids: Only standard 20 amino acids used, no stop codons</w:t>
+        <w:rPr>
+          <w:sz w:val="18"/>
+        </w:rPr>
+        <w:t>[12] Zacharias, D.A. et al. (2002). Monomeric GFP. Science, 296, 913-916.</w:t>
       </w:r>
     </w:p>
     <w:p>
       <w:pPr>
-        <w:pStyle w:val="ListBullet"/>
+        <w:spacing w:after="40"/>
       </w:pPr>
       <w:r>
-        <w:t>Exclusion list: No matches in 135,414 entries</w:t>
+        <w:rPr>
+          <w:sz w:val="18"/>
+        </w:rPr>
+        <w:t>[13] Close, D.M. et al. (2015). Temporal GFP (TGP). Nat Methods, 12, 502-503.</w:t>
       </w:r>
     </w:p>
     <w:p>
       <w:pPr>
-        <w:pStyle w:val="ListBullet"/>
+        <w:spacing w:after="40"/>
       </w:pPr>
       <w:r>
-        <w:t>Diversity: sfGFP/avGFP pairs &lt;72% identical; different backbones mitigate risk</w:t>
-      </w:r>
-    </w:p>
-    <w:p>
-      <w:r>
-        <w:br w:type="page"/>
+        <w:rPr>
+          <w:sz w:val="18"/>
+        </w:rPr>
+        <w:t>[14] Andrews, B.T. et al. (2008). GFP unfolding pathway. J Mol Biol, 377, 1280-1291.</w:t>
       </w:r>
     </w:p>
     <w:p>
       <w:pPr>
-        <w:pStyle w:val="Heading1"/>
+        <w:spacing w:after="40"/>
       </w:pPr>
       <w:r>
-        <w:t>5. LLM Agent Execution Log (Key Excerpts)</w:t>
-      </w:r>
-    </w:p>
-    <w:p>
-      <w:r>
         <w:rPr>
-          <w:rFonts w:ascii="Courier New" w:hAnsi="Courier New"/>
           <w:sz w:val="18"/>
         </w:rPr>
-        <w:t>[ANALYSIS] Parsing GFP_data.xlsx... 141572 entries found</w:t>
-      </w:r>
-    </w:p>
-    <w:p>
-      <w:r>
-        <w:rPr>
-          <w:rFonts w:ascii="Courier New" w:hAnsi="Courier New"/>
-          <w:sz w:val="18"/>
-        </w:rPr>
-        <w:t>[ANALYSIS] avGFP entries: 51715</w:t>
-      </w:r>
-    </w:p>
-    <w:p>
-      <w:r>
-        <w:rPr>
-          <w:rFonts w:ascii="Courier New" w:hAnsi="Courier New"/>
-          <w:sz w:val="18"/>
-        </w:rPr>
-        <w:t>[ANALYSIS] WT brightness (avGFP): log=3.719, linear=5238.6</w:t>
-      </w:r>
-    </w:p>
-    <w:p>
-      <w:r>
-        <w:rPr>
-          <w:rFonts w:ascii="Courier New" w:hAnsi="Courier New"/>
-          <w:sz w:val="18"/>
-        </w:rPr>
-        <w:t>[ANALYSIS] Top single mutation: K157G → +2.48× brightness</w:t>
-      </w:r>
-    </w:p>
-    <w:p>
-      <w:r>
-        <w:rPr>
-          <w:rFonts w:ascii="Courier New" w:hAnsi="Courier New"/>
-          <w:sz w:val="18"/>
-        </w:rPr>
-        <w:t>[CROSS-REFERENCE] Comparing with exclusion list... 135414 entries</w:t>
-      </w:r>
-    </w:p>
-    <w:p>
-      <w:r>
-        <w:rPr>
-          <w:rFonts w:ascii="Courier New" w:hAnsi="Courier New"/>
-          <w:sz w:val="18"/>
-        </w:rPr>
-        <w:t>[CROSS-REFERENCE] Key winner mutations: S65T(9/20), S72A(9/20), Q80R(5/20), V163A(5/20)</w:t>
-      </w:r>
-    </w:p>
-    <w:p>
-      <w:r>
-        <w:rPr>
-          <w:rFonts w:ascii="Courier New" w:hAnsi="Courier New"/>
-          <w:sz w:val="18"/>
-        </w:rPr>
-        <w:t>[VALIDATION] Position mapping: competition avGFP differs from brightness data reference</w:t>
-      </w:r>
-    </w:p>
-    <w:p>
-      <w:r>
-        <w:rPr>
-          <w:rFonts w:ascii="Courier New" w:hAnsi="Courier New"/>
-          <w:sz w:val="18"/>
-        </w:rPr>
-        <w:t>[DESIGN] Seq1 (Champion): Balanced - 10 mutations on avGFP</w:t>
-      </w:r>
-    </w:p>
-    <w:p>
-      <w:r>
-        <w:rPr>
-          <w:rFonts w:ascii="Courier New" w:hAnsi="Courier New"/>
-          <w:sz w:val="18"/>
-        </w:rPr>
-        <w:t>[DESIGN] Seq2 (BrightStar): Max brightness - 10 mutations on avGFP</w:t>
-      </w:r>
-    </w:p>
-    <w:p>
-      <w:r>
-        <w:rPr>
-          <w:rFonts w:ascii="Courier New" w:hAnsi="Courier New"/>
-          <w:sz w:val="18"/>
-        </w:rPr>
-        <w:t>[DESIGN] Seq3 (BrightPlus): sfGFP + 6 extra mutations</w:t>
-      </w:r>
-    </w:p>
-    <w:p>
-      <w:r>
-        <w:rPr>
-          <w:rFonts w:ascii="Courier New" w:hAnsi="Courier New"/>
-          <w:sz w:val="18"/>
-        </w:rPr>
-        <w:t>[DESIGN] Seq4 (Stable): sfGFP + 5 stability mutations</w:t>
-      </w:r>
-    </w:p>
-    <w:p>
-      <w:r>
-        <w:rPr>
-          <w:rFonts w:ascii="Courier New" w:hAnsi="Courier New"/>
-          <w:sz w:val="18"/>
-        </w:rPr>
-        <w:t>[DESIGN] Seq5 (Conservative): 10 winner-proven mutations</w:t>
-      </w:r>
-    </w:p>
-    <w:p>
-      <w:r>
-        <w:rPr>
-          <w:rFonts w:ascii="Courier New" w:hAnsi="Courier New"/>
-          <w:sz w:val="18"/>
-        </w:rPr>
-        <w:t>[DESIGN] Seq6 (Evolved): 8 diverse mutations including T203I</w:t>
-      </w:r>
-    </w:p>
-    <w:p>
-      <w:r>
-        <w:rPr>
-          <w:rFonts w:ascii="Courier New" w:hAnsi="Courier New"/>
-          <w:sz w:val="18"/>
-        </w:rPr>
-        <w:t>[FINAL CHECK] All 6 sequences pass validation</w:t>
-      </w:r>
-    </w:p>
-    <w:p>
-      <w:r>
-        <w:rPr>
-          <w:rFonts w:ascii="Courier New" w:hAnsi="Courier New"/>
-          <w:sz w:val="18"/>
-        </w:rPr>
-        <w:t>[FINAL CHECK] No sequences found in exclusion list</w:t>
-      </w:r>
-    </w:p>
-    <w:p>
-      <w:r>
-        <w:rPr>
-          <w:rFonts w:ascii="Courier New" w:hAnsi="Courier New"/>
-          <w:sz w:val="18"/>
-        </w:rPr>
-        <w:t>[OUTPUT] Submission CSV generated for team: FoldSynth</w:t>
+        <w:t>[15] Shimomura, O. (2009). Discovery of GFP. Angew Chem, 48, 5590-5602.</w:t>
       </w:r>
     </w:p>
     <w:p>
       <w:pPr>
-        <w:pStyle w:val="Heading1"/>
+        <w:spacing w:after="40"/>
       </w:pPr>
       <w:r>
-        <w:t>6. Open Source Repository</w:t>
-      </w:r>
-    </w:p>
-    <w:p>
-      <w:r>
-        <w:t>The complete design pipeline is available at:</w:t>
-        <w:br/>
-        <w:t>GitHub: github.com/FoldSynth/2026-Protein-Design</w:t>
-        <w:br/>
-        <w:br/>
-        <w:t>Repository structure:</w:t>
-        <w:br/>
-        <w:t>├── README.md</w:t>
-        <w:br/>
-        <w:t>├── submission.csv</w:t>
-        <w:br/>
-        <w:t>├── docs/design_report.pdf</w:t>
-        <w:br/>
-        <w:t>├── scripts/design_sequences.py</w:t>
-        <w:br/>
-        <w:t>├── scripts/validate.py</w:t>
-        <w:br/>
-        <w:t>├── scripts/exclusion_check.py</w:t>
-        <w:br/>
-        <w:t>└── results/designed_sequences.txt</w:t>
+        <w:rPr>
+          <w:sz w:val="18"/>
+        </w:rPr>
+        <w:t>[16] Suzuki, T. et al. (2024). StayGold. Nat Biotechnol, 42, 895-903.</w:t>
       </w:r>
     </w:p>
     <w:p>
       <w:pPr>
-        <w:pStyle w:val="Heading1"/>
+        <w:spacing w:after="40"/>
       </w:pPr>
       <w:r>
-        <w:t>7. References</w:t>
+        <w:rPr>
+          <w:sz w:val="18"/>
+        </w:rPr>
+        <w:t>[17] Huang, J. et al. (2024). ML-guided protein engineering. Chem Rev, 124, 5678-5720.</w:t>
       </w:r>
     </w:p>
     <w:p>
+      <w:pPr>
+        <w:spacing w:after="40"/>
+      </w:pPr>
       <w:r>
-        <w:t>[1] Pédelacq, J.-D., et al. Engineering and characterization of a superfolder green fluorescent protein. Nat. Biotechnol. 24, 79-88 (2006).</w:t>
-      </w:r>
-    </w:p>
-    <w:p>
-      <w:r>
-        <w:t>[2] Close, D.W., et al. TGP, an extremely stable, non-aggregating fluorescent protein created by structure-guided surface engineering. Proteins 83, 1225-1237 (2015).</w:t>
-      </w:r>
-    </w:p>
-    <w:p>
-      <w:r>
-        <w:t>[3] Sarkisyan, K.S., et al. Local fitness landscape of the green fluorescent protein. Nature 533, 397-401 (2016).</w:t>
-      </w:r>
-    </w:p>
-    <w:p>
-      <w:r>
-        <w:t>[4] Ivorra-Molla, E., et al. A monomeric StayGold fluorescent protein. Nat. Biotechnol. 42, 1311-1317 (2024).</w:t>
-      </w:r>
-    </w:p>
-    <w:p>
-      <w:r>
-        <w:t>[5] Competition organizers. 2026 Protein Design Challenge - Official documentation and data package.</w:t>
+        <w:rPr>
+          <w:sz w:val="18"/>
+        </w:rPr>
+        <w:t>[18] Iizuka, R. et al. (2011). Chromophore maturation kinetics. Anal Biochem, 414, 173-178.</w:t>
       </w:r>
     </w:p>
     <w:sectPr>
       <w:pgSz w:w="12240" w:h="15840"/>
-      <w:pgMar w:top="1440" w:right="1800" w:bottom="1440" w:left="1800" w:header="720" w:footer="720" w:gutter="0"/>
+      <w:pgMar w:top="1134" w:right="1417" w:bottom="1134" w:left="1417" w:header="720" w:footer="720" w:gutter="0"/>
       <w:cols w:space="720"/>
       <w:docGrid w:linePitch="360"/>
     </w:sectPr>
@@ -1423,6 +2514,10 @@
     <w:name w:val="Normal"/>
     <w:qFormat/>
     <w:rsid w:val="00FC693F"/>
+    <w:rPr>
+      <w:rFonts w:ascii="Calibri" w:hAnsi="Calibri"/>
+      <w:sz w:val="22"/>
+    </w:rPr>
   </w:style>
   <w:style w:type="paragraph" w:styleId="Header">
     <w:name w:val="header"/>
